--- a/DesignDocuments/GAS_Guia_Crear_Habilidades.docx
+++ b/DesignDocuments/GAS_Guia_Crear_Habilidades.docx
@@ -1660,7 +1660,7 @@
                 <w:sz w:val="20"/>
                 <w:szCs w:val="20"/>
               </w:rPr>
-              <w:t xml:space="preserve">GA_TargetedAlly</w:t>
+              <w:t xml:space="preserve">GA_Target</w:t>
             </w:r>
           </w:p>
         </w:tc>
@@ -1683,7 +1683,7 @@
                 <w:sz w:val="20"/>
                 <w:szCs w:val="20"/>
               </w:rPr>
-              <w:t xml:space="preserve">Elige al aliado apuntado y le aplica efectos; puede caer sobre uno mismo.</w:t>
+              <w:t xml:space="preserve">Elige al aliado o enemigo apuntado y le aplica efectos. Apuntando a aliados puede caer sobre uno mismo si no hay nadie.</w:t>
             </w:r>
           </w:p>
         </w:tc>
@@ -1701,6 +1701,21 @@
             <w:pPr>
               <w:spacing w:after="0"/>
             </w:pPr>
+            <w:r>
+              <w:rPr>
+                <w:rFonts w:ascii="Consolas" w:cs="Consolas" w:eastAsia="Consolas" w:hAnsi="Consolas"/>
+                <w:sz w:val="18"/>
+                <w:szCs w:val="18"/>
+              </w:rPr>
+              <w:t xml:space="preserve">Targets</w:t>
+            </w:r>
+            <w:r>
+              <w:rPr>
+                <w:sz w:val="20"/>
+                <w:szCs w:val="20"/>
+              </w:rPr>
+              <w:t xml:space="preserve">, </w:t>
+            </w:r>
             <w:r>
               <w:rPr>
                 <w:rFonts w:ascii="Consolas" w:cs="Consolas" w:eastAsia="Consolas" w:hAnsi="Consolas"/>

--- a/DesignDocuments/GAS_Guia_Crear_Habilidades.docx
+++ b/DesignDocuments/GAS_Guia_Crear_Habilidades.docx
@@ -1752,7 +1752,7 @@
                 <w:sz w:val="18"/>
                 <w:szCs w:val="18"/>
               </w:rPr>
-              <w:t xml:space="preserve">AllyEffects</w:t>
+              <w:t xml:space="preserve">TargetEffects</w:t>
             </w:r>
           </w:p>
         </w:tc>
@@ -3154,7 +3154,7 @@
                 <w:sz w:val="18"/>
                 <w:szCs w:val="18"/>
               </w:rPr>
-              <w:t xml:space="preserve">AllyEffects</w:t>
+              <w:t xml:space="preserve">TargetEffects</w:t>
             </w:r>
             <w:r>
               <w:rPr>
@@ -3528,7 +3528,7 @@
           <w:sz w:val="18"/>
           <w:szCs w:val="18"/>
         </w:rPr>
-        <w:t xml:space="preserve">    // Reparte según equipo: daño al enemigo, AllyEffects al aliado.</w:t>
+        <w:t xml:space="preserve">    // Reparte según equipo: daño al enemigo, TargetEffects al aliado.</w:t>
       </w:r>
       <w:r>
         <w:br/>

--- a/DesignDocuments/GAS_Guia_Crear_Habilidades.docx
+++ b/DesignDocuments/GAS_Guia_Crear_Habilidades.docx
@@ -710,37 +710,7 @@
                 <w:sz w:val="18"/>
                 <w:szCs w:val="18"/>
               </w:rPr>
-              <w:t xml:space="preserve">Range</w:t>
-            </w:r>
-            <w:r>
-              <w:rPr>
-                <w:sz w:val="20"/>
-                <w:szCs w:val="20"/>
-              </w:rPr>
-              <w:t xml:space="preserve">, </w:t>
-            </w:r>
-            <w:r>
-              <w:rPr>
-                <w:rFonts w:ascii="Consolas" w:cs="Consolas" w:eastAsia="Consolas" w:hAnsi="Consolas"/>
-                <w:sz w:val="18"/>
-                <w:szCs w:val="18"/>
-              </w:rPr>
-              <w:t xml:space="preserve">ConeAngle</w:t>
-            </w:r>
-            <w:r>
-              <w:rPr>
-                <w:sz w:val="20"/>
-                <w:szCs w:val="20"/>
-              </w:rPr>
-              <w:t xml:space="preserve">, </w:t>
-            </w:r>
-            <w:r>
-              <w:rPr>
-                <w:rFonts w:ascii="Consolas" w:cs="Consolas" w:eastAsia="Consolas" w:hAnsi="Consolas"/>
-                <w:sz w:val="18"/>
-                <w:szCs w:val="18"/>
-              </w:rPr>
-              <w:t xml:space="preserve">DamageEffect</w:t>
+              <w:t xml:space="preserve">Range, ConeAngle, OriginOffset, DamageEffect</w:t>
             </w:r>
           </w:p>
         </w:tc>
@@ -812,37 +782,7 @@
                 <w:sz w:val="18"/>
                 <w:szCs w:val="18"/>
               </w:rPr>
-              <w:t xml:space="preserve">Length</w:t>
-            </w:r>
-            <w:r>
-              <w:rPr>
-                <w:sz w:val="20"/>
-                <w:szCs w:val="20"/>
-              </w:rPr>
-              <w:t xml:space="preserve">, </w:t>
-            </w:r>
-            <w:r>
-              <w:rPr>
-                <w:rFonts w:ascii="Consolas" w:cs="Consolas" w:eastAsia="Consolas" w:hAnsi="Consolas"/>
-                <w:sz w:val="18"/>
-                <w:szCs w:val="18"/>
-              </w:rPr>
-              <w:t xml:space="preserve">Width</w:t>
-            </w:r>
-            <w:r>
-              <w:rPr>
-                <w:sz w:val="20"/>
-                <w:szCs w:val="20"/>
-              </w:rPr>
-              <w:t xml:space="preserve">, </w:t>
-            </w:r>
-            <w:r>
-              <w:rPr>
-                <w:rFonts w:ascii="Consolas" w:cs="Consolas" w:eastAsia="Consolas" w:hAnsi="Consolas"/>
-                <w:sz w:val="18"/>
-                <w:szCs w:val="18"/>
-              </w:rPr>
-              <w:t xml:space="preserve">DamageEffect</w:t>
+              <w:t xml:space="preserve">Length, Width, Height, OriginOffset, DamageEffect</w:t>
             </w:r>
           </w:p>
         </w:tc>
@@ -914,37 +854,7 @@
                 <w:sz w:val="18"/>
                 <w:szCs w:val="18"/>
               </w:rPr>
-              <w:t xml:space="preserve">ProjectilePrefab</w:t>
-            </w:r>
-            <w:r>
-              <w:rPr>
-                <w:sz w:val="20"/>
-                <w:szCs w:val="20"/>
-              </w:rPr>
-              <w:t xml:space="preserve">, </w:t>
-            </w:r>
-            <w:r>
-              <w:rPr>
-                <w:rFonts w:ascii="Consolas" w:cs="Consolas" w:eastAsia="Consolas" w:hAnsi="Consolas"/>
-                <w:sz w:val="18"/>
-                <w:szCs w:val="18"/>
-              </w:rPr>
-              <w:t xml:space="preserve">LaunchForce</w:t>
-            </w:r>
-            <w:r>
-              <w:rPr>
-                <w:sz w:val="20"/>
-                <w:szCs w:val="20"/>
-              </w:rPr>
-              <w:t xml:space="preserve">, </w:t>
-            </w:r>
-            <w:r>
-              <w:rPr>
-                <w:rFonts w:ascii="Consolas" w:cs="Consolas" w:eastAsia="Consolas" w:hAnsi="Consolas"/>
-                <w:sz w:val="18"/>
-                <w:szCs w:val="18"/>
-              </w:rPr>
-              <w:t xml:space="preserve">LifeTime</w:t>
+              <w:t xml:space="preserve">ProjectilePrefab, LaunchForce, LifeTime, HideWeaponWhileFlying</w:t>
             </w:r>
           </w:p>
         </w:tc>
@@ -1275,7 +1185,7 @@
                 <w:sz w:val="20"/>
                 <w:szCs w:val="20"/>
               </w:rPr>
-              <w:t xml:space="preserve">GA_Dash</w:t>
+              <w:t xml:space="preserve">GA_Whirlwind</w:t>
             </w:r>
           </w:p>
         </w:tc>
@@ -1298,7 +1208,7 @@
                 <w:sz w:val="20"/>
                 <w:szCs w:val="20"/>
               </w:rPr>
-              <w:t xml:space="preserve">Impulso rápido hacia adelante o hacia el movimiento, con daño en el trayecto.</w:t>
+              <w:t xml:space="preserve">Lo mismo que GA_ContinuousAoE, pero además hace girar al lanzador sobre su eje, le sostiene una animación en bucle y le bloquea las demás habilidades (molinete del bárbaro).</w:t>
             </w:r>
           </w:p>
         </w:tc>
@@ -1322,37 +1232,7 @@
                 <w:sz w:val="18"/>
                 <w:szCs w:val="18"/>
               </w:rPr>
-              <w:t xml:space="preserve">DashDistance</w:t>
-            </w:r>
-            <w:r>
-              <w:rPr>
-                <w:sz w:val="20"/>
-                <w:szCs w:val="20"/>
-              </w:rPr>
-              <w:t xml:space="preserve">, </w:t>
-            </w:r>
-            <w:r>
-              <w:rPr>
-                <w:rFonts w:ascii="Consolas" w:cs="Consolas" w:eastAsia="Consolas" w:hAnsi="Consolas"/>
-                <w:sz w:val="18"/>
-                <w:szCs w:val="18"/>
-              </w:rPr>
-              <w:t xml:space="preserve">DashSpeed</w:t>
-            </w:r>
-            <w:r>
-              <w:rPr>
-                <w:sz w:val="20"/>
-                <w:szCs w:val="20"/>
-              </w:rPr>
-              <w:t xml:space="preserve">, </w:t>
-            </w:r>
-            <w:r>
-              <w:rPr>
-                <w:rFonts w:ascii="Consolas" w:cs="Consolas" w:eastAsia="Consolas" w:hAnsi="Consolas"/>
-                <w:sz w:val="18"/>
-                <w:szCs w:val="18"/>
-              </w:rPr>
-              <w:t xml:space="preserve">DirectionalDodge</w:t>
+              <w:t xml:space="preserve">hereda los del área, más ChannelLoopAnimation, ModelSpinSpeed y BlockOtherAbilities</w:t>
             </w:r>
           </w:p>
         </w:tc>
@@ -1377,6 +1257,108 @@
                 <w:sz w:val="20"/>
                 <w:szCs w:val="20"/>
               </w:rPr>
+              <w:t xml:space="preserve">GA_Dash</w:t>
+            </w:r>
+          </w:p>
+        </w:tc>
+        <w:tc>
+          <w:tcPr>
+            <w:tcW w:type="dxa" w:w="4600"/>
+            <w:tcMar>
+              <w:top w:type="dxa" w:w="60"/>
+              <w:left w:type="dxa" w:w="100"/>
+              <w:bottom w:type="dxa" w:w="60"/>
+              <w:right w:type="dxa" w:w="100"/>
+            </w:tcMar>
+          </w:tcPr>
+          <w:p>
+            <w:pPr>
+              <w:spacing w:after="0"/>
+            </w:pPr>
+            <w:r>
+              <w:rPr>
+                <w:sz w:val="20"/>
+                <w:szCs w:val="20"/>
+              </w:rPr>
+              <w:t xml:space="preserve">Impulso rápido hacia adelante o hacia el movimiento, con daño en el trayecto.</w:t>
+            </w:r>
+          </w:p>
+        </w:tc>
+        <w:tc>
+          <w:tcPr>
+            <w:tcW w:type="dxa" w:w="2600"/>
+            <w:tcMar>
+              <w:top w:type="dxa" w:w="60"/>
+              <w:left w:type="dxa" w:w="100"/>
+              <w:bottom w:type="dxa" w:w="60"/>
+              <w:right w:type="dxa" w:w="100"/>
+            </w:tcMar>
+          </w:tcPr>
+          <w:p>
+            <w:pPr>
+              <w:spacing w:after="0"/>
+            </w:pPr>
+            <w:r>
+              <w:rPr>
+                <w:rFonts w:ascii="Consolas" w:cs="Consolas" w:eastAsia="Consolas" w:hAnsi="Consolas"/>
+                <w:sz w:val="18"/>
+                <w:szCs w:val="18"/>
+              </w:rPr>
+              <w:t xml:space="preserve">DashDistance</w:t>
+            </w:r>
+            <w:r>
+              <w:rPr>
+                <w:sz w:val="20"/>
+                <w:szCs w:val="20"/>
+              </w:rPr>
+              <w:t xml:space="preserve">, </w:t>
+            </w:r>
+            <w:r>
+              <w:rPr>
+                <w:rFonts w:ascii="Consolas" w:cs="Consolas" w:eastAsia="Consolas" w:hAnsi="Consolas"/>
+                <w:sz w:val="18"/>
+                <w:szCs w:val="18"/>
+              </w:rPr>
+              <w:t xml:space="preserve">DashSpeed</w:t>
+            </w:r>
+            <w:r>
+              <w:rPr>
+                <w:sz w:val="20"/>
+                <w:szCs w:val="20"/>
+              </w:rPr>
+              <w:t xml:space="preserve">, </w:t>
+            </w:r>
+            <w:r>
+              <w:rPr>
+                <w:rFonts w:ascii="Consolas" w:cs="Consolas" w:eastAsia="Consolas" w:hAnsi="Consolas"/>
+                <w:sz w:val="18"/>
+                <w:szCs w:val="18"/>
+              </w:rPr>
+              <w:t xml:space="preserve">DirectionalDodge</w:t>
+            </w:r>
+          </w:p>
+        </w:tc>
+      </w:tr>
+      <w:tr>
+        <w:tc>
+          <w:tcPr>
+            <w:tcW w:type="dxa" w:w="2200"/>
+            <w:tcMar>
+              <w:top w:type="dxa" w:w="60"/>
+              <w:left w:type="dxa" w:w="100"/>
+              <w:bottom w:type="dxa" w:w="60"/>
+              <w:right w:type="dxa" w:w="100"/>
+            </w:tcMar>
+          </w:tcPr>
+          <w:p>
+            <w:pPr>
+              <w:spacing w:after="0"/>
+            </w:pPr>
+            <w:r>
+              <w:rPr>
+                <w:sz w:val="20"/>
+                <w:szCs w:val="20"/>
+              </w:rPr>
               <w:t xml:space="preserve">GA_LeapAttack</w:t>
             </w:r>
           </w:p>
@@ -1424,37 +1406,7 @@
                 <w:sz w:val="18"/>
                 <w:szCs w:val="18"/>
               </w:rPr>
-              <w:t xml:space="preserve">UpVelocity</w:t>
-            </w:r>
-            <w:r>
-              <w:rPr>
-                <w:sz w:val="20"/>
-                <w:szCs w:val="20"/>
-              </w:rPr>
-              <w:t xml:space="preserve">, </w:t>
-            </w:r>
-            <w:r>
-              <w:rPr>
-                <w:rFonts w:ascii="Consolas" w:cs="Consolas" w:eastAsia="Consolas" w:hAnsi="Consolas"/>
-                <w:sz w:val="18"/>
-                <w:szCs w:val="18"/>
-              </w:rPr>
-              <w:t xml:space="preserve">ForwardForce</w:t>
-            </w:r>
-            <w:r>
-              <w:rPr>
-                <w:sz w:val="20"/>
-                <w:szCs w:val="20"/>
-              </w:rPr>
-              <w:t xml:space="preserve">, </w:t>
-            </w:r>
-            <w:r>
-              <w:rPr>
-                <w:rFonts w:ascii="Consolas" w:cs="Consolas" w:eastAsia="Consolas" w:hAnsi="Consolas"/>
-                <w:sz w:val="18"/>
-                <w:szCs w:val="18"/>
-              </w:rPr>
-              <w:t xml:space="preserve">ImpactRadius</w:t>
+              <w:t xml:space="preserve">UpVelocity, ForwardForce, ImpactRadius, clips de despegue, aire y aterrizaje</w:t>
             </w:r>
           </w:p>
         </w:tc>

--- a/DesignDocuments/GAS_Guia_Crear_Habilidades.docx
+++ b/DesignDocuments/GAS_Guia_Crear_Habilidades.docx
@@ -4366,6 +4366,14 @@
     <w:p>
       <w:r>
         <w:br w:type="page"/>
+      </w:r>
+    </w:p>
+    <w:p>
+      <w:pPr>
+        <w:spacing w:after="120" w:line="276"/>
+      </w:pPr>
+      <w:r>
+        <w:t xml:space="preserve">LA ANIMACIÓN DEL VUELO no la maneja la habilidad: la resuelve el Animator con dos parámetros que PlayerController alimenta cada frame. IsJumping (bool) dice si está en el aire, y VerticalSpeed (float) si sube o baja — positivo subiendo, negativo cayendo. Con los dos se separa el despegue de la caída, que con IsJumping solo no se puede: un dash hacia arriba se quedaba con la pose de despegue durante toda la bajada. Ojo: durante un dash la componente vertical no vive en verticalVelocity (se pone en cero y la gravedad se apaga), así que el parámetro reporta la del propio dash.</w:t>
       </w:r>
     </w:p>
     <w:p>

--- a/DesignDocuments/GAS_Guia_Crear_Habilidades.docx
+++ b/DesignDocuments/GAS_Guia_Crear_Habilidades.docx
@@ -2157,7 +2157,18 @@
         <w:t xml:space="preserve">Resources</w:t>
       </w:r>
       <w:r>
-        <w:t xml:space="preserve">). Si te la olvidás, la habilidad funciona pero sus VFX solo se ven en el host.</w:t>
+        <w:t xml:space="preserve">). La forma corta es correr </w:t>
+      </w:r>
+      <w:r>
+        <w:rPr>
+          <w:rFonts w:ascii="Consolas" w:cs="Consolas" w:eastAsia="Consolas" w:hAnsi="Consolas"/>
+          <w:sz w:val="20"/>
+          <w:szCs w:val="20"/>
+        </w:rPr>
+        <w:t xml:space="preserve">Mercenarios ▸ Actualizar los registros de red</w:t>
+      </w:r>
+      <w:r>
+        <w:t xml:space="preserve">, que rellena los dos registros de una. Si te la olvidás, la habilidad funciona pero sus VFX solo se ven en el host: el servidor manda el ÍNDICE dentro de esas listas, y una habilidad que falte viaja en -1. Ojo: después de rellenarlos, todos los jugadores necesitan el MISMO build, porque el índice tiene que significar lo mismo en cada peer.</w:t>
       </w:r>
     </w:p>
     <w:p>
@@ -5742,7 +5753,18 @@
         <w:t xml:space="preserve">GameplayAbilityRegistry</w:t>
       </w:r>
       <w:r>
-        <w:t xml:space="preserve">.</w:t>
+        <w:t xml:space="preserve"> (corriste </w:t>
+      </w:r>
+      <w:r>
+        <w:rPr>
+          <w:rFonts w:ascii="Consolas" w:cs="Consolas" w:eastAsia="Consolas" w:hAnsi="Consolas"/>
+          <w:sz w:val="20"/>
+          <w:szCs w:val="20"/>
+        </w:rPr>
+        <w:t xml:space="preserve">Mercenarios ▸ Actualizar los registros de red</w:t>
+      </w:r>
+      <w:r>
+        <w:t xml:space="preserve">).</w:t>
       </w:r>
     </w:p>
     <w:p>

--- a/DesignDocuments/GAS_Guia_Crear_Habilidades.docx
+++ b/DesignDocuments/GAS_Guia_Crear_Habilidades.docx
@@ -1091,7 +1091,7 @@
                 <w:sz w:val="20"/>
                 <w:szCs w:val="20"/>
               </w:rPr>
-              <w:t xml:space="preserve">Zona que persiste y aplica efectos por ticks (charcos, tormentas, cañones).</w:t>
+              <w:t xml:space="preserve">Zona que persiste y aplica efectos por ticks (charcos, tormentas, cañones). TickInterval siempre mayor que 0: en 0 se aplica UNA sola vez y avisa en consola. Para un golpe único de área usá GA_InstantAoE.</w:t>
             </w:r>
           </w:p>
         </w:tc>
